--- a/preview/docxs/20-minimal-mono.docx
+++ b/preview/docxs/20-minimal-mono.docx
@@ -499,7 +499,7 @@
         </w:rPr>
         <w:t xml:space="preserve">Demo: </w:t>
       </w:r>
-      <w:hyperlink w:history="1" r:id="rIdtfcuhqpl10lyp5dpikqcr">
+      <w:hyperlink w:history="1" r:id="rIdn4mowsuxjbj-hlr8xo41v">
         <w:r>
           <w:rPr>
             <w:color w:val="3f3f46"/>
@@ -527,7 +527,7 @@
         </w:rPr>
         <w:t xml:space="preserve">Code: </w:t>
       </w:r>
-      <w:hyperlink w:history="1" r:id="rId9tfbehpnjxwhbisyyu11b">
+      <w:hyperlink w:history="1" r:id="rIdg_ejshg7ee_mk4wjvunox">
         <w:r>
           <w:rPr>
             <w:color w:val="3f3f46"/>
@@ -617,7 +617,7 @@
         </w:rPr>
         <w:t xml:space="preserve">Demo: </w:t>
       </w:r>
-      <w:hyperlink w:history="1" r:id="rIdhecor8i7fikvighkf3ao6">
+      <w:hyperlink w:history="1" r:id="rIdpu8wlrgabygslncy1eiih">
         <w:r>
           <w:rPr>
             <w:color w:val="3f3f46"/>
@@ -1036,7 +1036,7 @@
         </w:rPr>
         <w:t xml:space="preserve">Portfolio: </w:t>
       </w:r>
-      <w:hyperlink w:history="1" r:id="rIdqzhajdhtxxy4jos0hrv30">
+      <w:hyperlink w:history="1" r:id="rIdb8vduz7-2mv34cwmdql4s">
         <w:r>
           <w:rPr>
             <w:color w:val="3f3f46"/>
